--- a/Documentation/Rails Console Investigation - WorkForcePro.docx
+++ b/Documentation/Rails Console Investigation - WorkForcePro.docx
@@ -52,7 +52,7 @@
           <w:szCs w:val="28"/>
           <w:rtl w:val="0"/>
         </w:rPr>
-        <w:t xml:space="preserve">Scenario</w:t>
+        <w:t xml:space="preserve">Scenario:</w:t>
       </w:r>
     </w:p>
     <w:p>
@@ -90,7 +90,7 @@
           <w:szCs w:val="28"/>
           <w:rtl w:val="0"/>
         </w:rPr>
-        <w:t xml:space="preserve">Investigation Steps</w:t>
+        <w:t xml:space="preserve">Investigation Steps:</w:t>
       </w:r>
     </w:p>
     <w:p>
@@ -118,7 +118,7 @@
           <w:szCs w:val="26"/>
           <w:rtl w:val="0"/>
         </w:rPr>
-        <w:t xml:space="preserve">1. Rails Console</w:t>
+        <w:t xml:space="preserve">1. Rails Console:</w:t>
       </w:r>
     </w:p>
     <w:p>
@@ -216,7 +216,7 @@
           <w:szCs w:val="26"/>
           <w:rtl w:val="0"/>
         </w:rPr>
-        <w:t xml:space="preserve">2. SQL Queries</w:t>
+        <w:t xml:space="preserve">2. SQL Queries:</w:t>
       </w:r>
     </w:p>
     <w:p>
@@ -306,7 +306,7 @@
           <w:szCs w:val="26"/>
           <w:rtl w:val="0"/>
         </w:rPr>
-        <w:t xml:space="preserve">3. Application Logs</w:t>
+        <w:t xml:space="preserve">3. Application Logs:</w:t>
       </w:r>
     </w:p>
     <w:p>
@@ -380,7 +380,7 @@
           <w:szCs w:val="28"/>
           <w:rtl w:val="0"/>
         </w:rPr>
-        <w:t xml:space="preserve">Possible Root Causes</w:t>
+        <w:t xml:space="preserve">Possible Root Causes:</w:t>
       </w:r>
     </w:p>
     <w:p>
@@ -494,7 +494,7 @@
           <w:szCs w:val="28"/>
           <w:rtl w:val="0"/>
         </w:rPr>
-        <w:t xml:space="preserve">Validation Approach</w:t>
+        <w:t xml:space="preserve">Validation Approach:</w:t>
       </w:r>
     </w:p>
     <w:p>
@@ -584,7 +584,7 @@
           <w:szCs w:val="28"/>
           <w:rtl w:val="0"/>
         </w:rPr>
-        <w:t xml:space="preserve">Fix Recommendations</w:t>
+        <w:t xml:space="preserve">Fix Recommendations:</w:t>
       </w:r>
     </w:p>
     <w:p>
@@ -600,7 +600,7 @@
         <w:rPr>
           <w:rtl w:val="0"/>
         </w:rPr>
-        <w:t xml:space="preserve">Apply employee-specific filtering when retrieving OJT records.</w:t>
+        <w:t xml:space="preserve">Apply employee-specific filtering when getting OJT records.</w:t>
       </w:r>
     </w:p>
     <w:p>
